--- a/Calculator_Model_Matematic_Documentatie.docx
+++ b/Calculator_Model_Matematic_Documentatie.docx
@@ -2237,11 +2237,36 @@
           <w:rStyle w:val="apple-style-span"/>
           <w:lang w:val="ro-RO"/>
         </w:rPr>
+        <w:t>Ciurcuitele electric</w:t>
+      </w:r>
+      <w:r>
+        <w:rPr>
+          <w:rStyle w:val="apple-style-span"/>
+          <w:lang w:val="ro-RO"/>
+        </w:rPr>
+        <w:t xml:space="preserve">e de forma Rezistenta-Bobina-Condensator (RLC) sunt baza circuitelor electrice, ele fiind elementele de baza in electrotehnica. Circuitele RLC sunt circuite simple </w:t>
+      </w:r>
+    </w:p>
+    <w:p>
+      <w:pPr>
+        <w:rPr>
+          <w:rStyle w:val="apple-style-span"/>
+          <w:color w:val="EE0000"/>
+          <w:lang w:val="ro-RO"/>
+        </w:rPr>
+      </w:pPr>
+      <w:r>
+        <w:rPr>
+          <w:rStyle w:val="apple-style-span"/>
+          <w:color w:val="EE0000"/>
+          <w:lang w:val="ro-RO"/>
+        </w:rPr>
         <w:t>Î</w:t>
       </w:r>
       <w:r>
         <w:rPr>
           <w:rStyle w:val="apple-style-span"/>
+          <w:color w:val="EE0000"/>
           <w:lang w:val="ro-RO"/>
         </w:rPr>
         <w:t>n introducere familiariza</w:t>
@@ -2249,6 +2274,7 @@
       <w:r>
         <w:rPr>
           <w:rStyle w:val="apple-style-span"/>
+          <w:color w:val="EE0000"/>
           <w:lang w:val="ro-RO"/>
         </w:rPr>
         <w:t>ț</w:t>
@@ -2256,6 +2282,7 @@
       <w:r>
         <w:rPr>
           <w:rStyle w:val="apple-style-span"/>
+          <w:color w:val="EE0000"/>
           <w:lang w:val="ro-RO"/>
         </w:rPr>
         <w:t>i cititorul cu motiva</w:t>
@@ -2263,6 +2290,7 @@
       <w:r>
         <w:rPr>
           <w:rStyle w:val="apple-style-span"/>
+          <w:color w:val="EE0000"/>
           <w:lang w:val="ro-RO"/>
         </w:rPr>
         <w:t>ț</w:t>
@@ -2270,6 +2298,7 @@
       <w:r>
         <w:rPr>
           <w:rStyle w:val="apple-style-span"/>
+          <w:color w:val="EE0000"/>
           <w:lang w:val="ro-RO"/>
         </w:rPr>
         <w:t>ia lucr</w:t>
@@ -2277,6 +2306,7 @@
       <w:r>
         <w:rPr>
           <w:rStyle w:val="apple-style-span"/>
+          <w:color w:val="EE0000"/>
           <w:lang w:val="ro-RO"/>
         </w:rPr>
         <w:t>ă</w:t>
@@ -2284,6 +2314,7 @@
       <w:r>
         <w:rPr>
           <w:rStyle w:val="apple-style-span"/>
+          <w:color w:val="EE0000"/>
           <w:lang w:val="ro-RO"/>
         </w:rPr>
         <w:t>rii, plasa</w:t>
@@ -2291,6 +2322,7 @@
       <w:r>
         <w:rPr>
           <w:rStyle w:val="apple-style-span"/>
+          <w:color w:val="EE0000"/>
           <w:lang w:val="ro-RO"/>
         </w:rPr>
         <w:t>ț</w:t>
@@ -2298,6 +2330,7 @@
       <w:r>
         <w:rPr>
           <w:rStyle w:val="apple-style-span"/>
+          <w:color w:val="EE0000"/>
           <w:lang w:val="ro-RO"/>
         </w:rPr>
         <w:t xml:space="preserve">i lucrarea </w:t>
@@ -2305,6 +2338,7 @@
       <w:r>
         <w:rPr>
           <w:rStyle w:val="apple-style-span"/>
+          <w:color w:val="EE0000"/>
           <w:lang w:val="ro-RO"/>
         </w:rPr>
         <w:t>î</w:t>
@@ -2312,6 +2346,7 @@
       <w:r>
         <w:rPr>
           <w:rStyle w:val="apple-style-span"/>
+          <w:color w:val="EE0000"/>
           <w:lang w:val="ro-RO"/>
         </w:rPr>
         <w:t>ntr-un context care s</w:t>
@@ -2319,6 +2354,7 @@
       <w:r>
         <w:rPr>
           <w:rStyle w:val="apple-style-span"/>
+          <w:color w:val="EE0000"/>
           <w:lang w:val="ro-RO"/>
         </w:rPr>
         <w:t>ă</w:t>
@@ -2326,6 +2362,7 @@
       <w:r>
         <w:rPr>
           <w:rStyle w:val="apple-style-span"/>
+          <w:color w:val="EE0000"/>
           <w:lang w:val="ro-RO"/>
         </w:rPr>
         <w:t xml:space="preserve"> permit</w:t>
@@ -2333,6 +2370,7 @@
       <w:r>
         <w:rPr>
           <w:rStyle w:val="apple-style-span"/>
+          <w:color w:val="EE0000"/>
           <w:lang w:val="ro-RO"/>
         </w:rPr>
         <w:t>ă</w:t>
@@ -2340,6 +2378,7 @@
       <w:r>
         <w:rPr>
           <w:rStyle w:val="apple-style-span"/>
+          <w:color w:val="EE0000"/>
           <w:lang w:val="ro-RO"/>
         </w:rPr>
         <w:t xml:space="preserve"> cititorului s</w:t>
@@ -2347,6 +2386,7 @@
       <w:r>
         <w:rPr>
           <w:rStyle w:val="apple-style-span"/>
+          <w:color w:val="EE0000"/>
           <w:lang w:val="ro-RO"/>
         </w:rPr>
         <w:t>ă</w:t>
@@ -2354,6 +2394,7 @@
       <w:r>
         <w:rPr>
           <w:rStyle w:val="apple-style-span"/>
+          <w:color w:val="EE0000"/>
           <w:lang w:val="ro-RO"/>
         </w:rPr>
         <w:t xml:space="preserve"> </w:t>
@@ -2361,6 +2402,7 @@
       <w:r>
         <w:rPr>
           <w:rStyle w:val="apple-style-span"/>
+          <w:color w:val="EE0000"/>
           <w:lang w:val="ro-RO"/>
         </w:rPr>
         <w:t>î</w:t>
@@ -2368,6 +2410,7 @@
       <w:r>
         <w:rPr>
           <w:rStyle w:val="apple-style-span"/>
+          <w:color w:val="EE0000"/>
           <w:lang w:val="ro-RO"/>
         </w:rPr>
         <w:t>n</w:t>
@@ -2375,6 +2418,7 @@
       <w:r>
         <w:rPr>
           <w:rStyle w:val="apple-style-span"/>
+          <w:color w:val="EE0000"/>
           <w:lang w:val="ro-RO"/>
         </w:rPr>
         <w:t>ț</w:t>
@@ -2382,6 +2426,7 @@
       <w:r>
         <w:rPr>
           <w:rStyle w:val="apple-style-span"/>
+          <w:color w:val="EE0000"/>
           <w:lang w:val="ro-RO"/>
         </w:rPr>
         <w:t>eleag</w:t>
@@ -2389,6 +2434,7 @@
       <w:r>
         <w:rPr>
           <w:rStyle w:val="apple-style-span"/>
+          <w:color w:val="EE0000"/>
           <w:lang w:val="ro-RO"/>
         </w:rPr>
         <w:t>ă</w:t>
@@ -2396,6 +2442,7 @@
       <w:r>
         <w:rPr>
           <w:rStyle w:val="apple-style-span"/>
+          <w:color w:val="EE0000"/>
           <w:lang w:val="ro-RO"/>
         </w:rPr>
         <w:t xml:space="preserve"> obiectivele.</w:t>
@@ -2405,12 +2452,14 @@
       <w:pPr>
         <w:rPr>
           <w:rStyle w:val="apple-style-span"/>
-          <w:lang w:val="ro-RO"/>
-        </w:rPr>
-      </w:pPr>
-      <w:r>
-        <w:rPr>
-          <w:rStyle w:val="apple-style-span"/>
+          <w:color w:val="EE0000"/>
+          <w:lang w:val="ro-RO"/>
+        </w:rPr>
+      </w:pPr>
+      <w:r>
+        <w:rPr>
+          <w:rStyle w:val="apple-style-span"/>
+          <w:color w:val="EE0000"/>
           <w:lang w:val="ro-RO"/>
         </w:rPr>
         <w:t>Descrie</w:t>
@@ -2418,6 +2467,7 @@
       <w:r>
         <w:rPr>
           <w:rStyle w:val="apple-style-span"/>
+          <w:color w:val="EE0000"/>
           <w:lang w:val="ro-RO"/>
         </w:rPr>
         <w:t>ț</w:t>
@@ -2425,6 +2475,7 @@
       <w:r>
         <w:rPr>
           <w:rStyle w:val="apple-style-span"/>
+          <w:color w:val="EE0000"/>
           <w:lang w:val="ro-RO"/>
         </w:rPr>
         <w:t>i importan</w:t>
@@ -2432,6 +2483,7 @@
       <w:r>
         <w:rPr>
           <w:rStyle w:val="apple-style-span"/>
+          <w:color w:val="EE0000"/>
           <w:lang w:val="ro-RO"/>
         </w:rPr>
         <w:t>ț</w:t>
@@ -2439,6 +2491,7 @@
       <w:r>
         <w:rPr>
           <w:rStyle w:val="apple-style-span"/>
+          <w:color w:val="EE0000"/>
           <w:lang w:val="ro-RO"/>
         </w:rPr>
         <w:t>a lucr</w:t>
@@ -2446,6 +2499,7 @@
       <w:r>
         <w:rPr>
           <w:rStyle w:val="apple-style-span"/>
+          <w:color w:val="EE0000"/>
           <w:lang w:val="ro-RO"/>
         </w:rPr>
         <w:t>ă</w:t>
@@ -2453,6 +2507,7 @@
       <w:r>
         <w:rPr>
           <w:rStyle w:val="apple-style-span"/>
+          <w:color w:val="EE0000"/>
           <w:lang w:val="ro-RO"/>
         </w:rPr>
         <w:t>rii, de ce merita s</w:t>
@@ -2460,6 +2515,7 @@
       <w:r>
         <w:rPr>
           <w:rStyle w:val="apple-style-span"/>
+          <w:color w:val="EE0000"/>
           <w:lang w:val="ro-RO"/>
         </w:rPr>
         <w:t>ă</w:t>
@@ -2467,6 +2523,7 @@
       <w:r>
         <w:rPr>
           <w:rStyle w:val="apple-style-span"/>
+          <w:color w:val="EE0000"/>
           <w:lang w:val="ro-RO"/>
         </w:rPr>
         <w:t xml:space="preserve"> o face</w:t>
@@ -2474,6 +2531,7 @@
       <w:r>
         <w:rPr>
           <w:rStyle w:val="apple-style-span"/>
+          <w:color w:val="EE0000"/>
           <w:lang w:val="ro-RO"/>
         </w:rPr>
         <w:t>ț</w:t>
@@ -2481,6 +2539,7 @@
       <w:r>
         <w:rPr>
           <w:rStyle w:val="apple-style-span"/>
+          <w:color w:val="EE0000"/>
           <w:lang w:val="ro-RO"/>
         </w:rPr>
         <w:t xml:space="preserve">i, </w:t>
@@ -2488,6 +2547,7 @@
       <w:r>
         <w:rPr>
           <w:rStyle w:val="apple-style-span"/>
+          <w:color w:val="EE0000"/>
           <w:lang w:val="ro-RO"/>
         </w:rPr>
         <w:t>plasați</w:t>
@@ -2495,6 +2555,7 @@
       <w:r>
         <w:rPr>
           <w:rStyle w:val="apple-style-span"/>
+          <w:color w:val="EE0000"/>
           <w:lang w:val="ro-RO"/>
         </w:rPr>
         <w:t xml:space="preserve"> ideile </w:t>
@@ -2502,6 +2563,7 @@
       <w:r>
         <w:rPr>
           <w:rStyle w:val="apple-style-span"/>
+          <w:color w:val="EE0000"/>
           <w:lang w:val="ro-RO"/>
         </w:rPr>
         <w:t>î</w:t>
@@ -2509,6 +2571,7 @@
       <w:r>
         <w:rPr>
           <w:rStyle w:val="apple-style-span"/>
+          <w:color w:val="EE0000"/>
           <w:lang w:val="ro-RO"/>
         </w:rPr>
         <w:t>ntr-un context larg.</w:t>
@@ -2518,12 +2581,14 @@
       <w:pPr>
         <w:rPr>
           <w:rStyle w:val="apple-style-span"/>
-          <w:lang w:val="ro-RO"/>
-        </w:rPr>
-      </w:pPr>
-      <w:r>
-        <w:rPr>
-          <w:rStyle w:val="apple-style-span"/>
+          <w:color w:val="EE0000"/>
+          <w:lang w:val="ro-RO"/>
+        </w:rPr>
+      </w:pPr>
+      <w:r>
+        <w:rPr>
+          <w:rStyle w:val="apple-style-span"/>
+          <w:color w:val="EE0000"/>
           <w:lang w:val="ro-RO"/>
         </w:rPr>
         <w:t>Susțineți</w:t>
@@ -2531,6 +2596,7 @@
       <w:r>
         <w:rPr>
           <w:rStyle w:val="apple-style-span"/>
+          <w:color w:val="EE0000"/>
           <w:lang w:val="ro-RO"/>
         </w:rPr>
         <w:t xml:space="preserve"> studiul: de ce exact aceasta aplica</w:t>
@@ -2538,6 +2604,7 @@
       <w:r>
         <w:rPr>
           <w:rStyle w:val="apple-style-span"/>
+          <w:color w:val="EE0000"/>
           <w:lang w:val="ro-RO"/>
         </w:rPr>
         <w:t>ț</w:t>
@@ -2545,6 +2612,7 @@
       <w:r>
         <w:rPr>
           <w:rStyle w:val="apple-style-span"/>
+          <w:color w:val="EE0000"/>
           <w:lang w:val="ro-RO"/>
         </w:rPr>
         <w:t>ie/implementare. Comenta</w:t>
@@ -2552,6 +2620,7 @@
       <w:r>
         <w:rPr>
           <w:rStyle w:val="apple-style-span"/>
+          <w:color w:val="EE0000"/>
           <w:lang w:val="ro-RO"/>
         </w:rPr>
         <w:t>ț</w:t>
@@ -2559,6 +2628,7 @@
       <w:r>
         <w:rPr>
           <w:rStyle w:val="apple-style-span"/>
+          <w:color w:val="EE0000"/>
           <w:lang w:val="ro-RO"/>
         </w:rPr>
         <w:t xml:space="preserve">i asupra aspectelor teoretice sau practice care v-au </w:t>
@@ -2566,6 +2636,7 @@
       <w:r>
         <w:rPr>
           <w:rStyle w:val="apple-style-span"/>
+          <w:color w:val="EE0000"/>
           <w:lang w:val="ro-RO"/>
         </w:rPr>
         <w:t>făcut</w:t>
@@ -2573,6 +2644,7 @@
       <w:r>
         <w:rPr>
           <w:rStyle w:val="apple-style-span"/>
+          <w:color w:val="EE0000"/>
           <w:lang w:val="ro-RO"/>
         </w:rPr>
         <w:t xml:space="preserve"> s</w:t>
@@ -2580,6 +2652,7 @@
       <w:r>
         <w:rPr>
           <w:rStyle w:val="apple-style-span"/>
+          <w:color w:val="EE0000"/>
           <w:lang w:val="ro-RO"/>
         </w:rPr>
         <w:t>ă</w:t>
@@ -2587,6 +2660,7 @@
       <w:r>
         <w:rPr>
           <w:rStyle w:val="apple-style-span"/>
+          <w:color w:val="EE0000"/>
           <w:lang w:val="ro-RO"/>
         </w:rPr>
         <w:t xml:space="preserve"> o alege</w:t>
@@ -2594,6 +2668,7 @@
       <w:r>
         <w:rPr>
           <w:rStyle w:val="apple-style-span"/>
+          <w:color w:val="EE0000"/>
           <w:lang w:val="ro-RO"/>
         </w:rPr>
         <w:t>ț</w:t>
@@ -2601,6 +2676,7 @@
       <w:r>
         <w:rPr>
           <w:rStyle w:val="apple-style-span"/>
+          <w:color w:val="EE0000"/>
           <w:lang w:val="ro-RO"/>
         </w:rPr>
         <w:t>i.</w:t>
@@ -2610,12 +2686,14 @@
       <w:pPr>
         <w:rPr>
           <w:rStyle w:val="apple-style-span"/>
-          <w:lang w:val="ro-RO"/>
-        </w:rPr>
-      </w:pPr>
-      <w:r>
-        <w:rPr>
-          <w:rStyle w:val="apple-style-span"/>
+          <w:color w:val="EE0000"/>
+          <w:lang w:val="ro-RO"/>
+        </w:rPr>
+      </w:pPr>
+      <w:r>
+        <w:rPr>
+          <w:rStyle w:val="apple-style-span"/>
+          <w:color w:val="EE0000"/>
           <w:lang w:val="ro-RO"/>
         </w:rPr>
         <w:t>Î</w:t>
@@ -2623,6 +2701,7 @@
       <w:r>
         <w:rPr>
           <w:rStyle w:val="apple-style-span"/>
+          <w:color w:val="EE0000"/>
           <w:lang w:val="ro-RO"/>
         </w:rPr>
         <w:t>n func</w:t>
@@ -2630,6 +2709,7 @@
       <w:r>
         <w:rPr>
           <w:rStyle w:val="apple-style-span"/>
+          <w:color w:val="EE0000"/>
           <w:lang w:val="ro-RO"/>
         </w:rPr>
         <w:t>ț</w:t>
@@ -2637,6 +2717,7 @@
       <w:r>
         <w:rPr>
           <w:rStyle w:val="apple-style-span"/>
+          <w:color w:val="EE0000"/>
           <w:lang w:val="ro-RO"/>
         </w:rPr>
         <w:t>ie de natura lucr</w:t>
@@ -2644,6 +2725,7 @@
       <w:r>
         <w:rPr>
           <w:rStyle w:val="apple-style-span"/>
+          <w:color w:val="EE0000"/>
           <w:lang w:val="ro-RO"/>
         </w:rPr>
         <w:t>ă</w:t>
@@ -2651,6 +2733,7 @@
       <w:r>
         <w:rPr>
           <w:rStyle w:val="apple-style-span"/>
+          <w:color w:val="EE0000"/>
           <w:lang w:val="ro-RO"/>
         </w:rPr>
         <w:t>rii, ar putea fi necesar s</w:t>
@@ -2658,6 +2741,7 @@
       <w:r>
         <w:rPr>
           <w:rStyle w:val="apple-style-span"/>
+          <w:color w:val="EE0000"/>
           <w:lang w:val="ro-RO"/>
         </w:rPr>
         <w:t>ă</w:t>
@@ -2665,6 +2749,7 @@
       <w:r>
         <w:rPr>
           <w:rStyle w:val="apple-style-span"/>
+          <w:color w:val="EE0000"/>
           <w:lang w:val="ro-RO"/>
         </w:rPr>
         <w:t xml:space="preserve"> prezenta</w:t>
@@ -2672,6 +2757,7 @@
       <w:r>
         <w:rPr>
           <w:rStyle w:val="apple-style-span"/>
+          <w:color w:val="EE0000"/>
           <w:lang w:val="ro-RO"/>
         </w:rPr>
         <w:t>ț</w:t>
@@ -2679,6 +2765,7 @@
       <w:r>
         <w:rPr>
           <w:rStyle w:val="apple-style-span"/>
+          <w:color w:val="EE0000"/>
           <w:lang w:val="ro-RO"/>
         </w:rPr>
         <w:t>i informa</w:t>
@@ -2686,6 +2773,7 @@
       <w:r>
         <w:rPr>
           <w:rStyle w:val="apple-style-span"/>
+          <w:color w:val="EE0000"/>
           <w:lang w:val="ro-RO"/>
         </w:rPr>
         <w:t>ț</w:t>
@@ -2693,6 +2781,7 @@
       <w:r>
         <w:rPr>
           <w:rStyle w:val="apple-style-span"/>
+          <w:color w:val="EE0000"/>
           <w:lang w:val="ro-RO"/>
         </w:rPr>
         <w:t xml:space="preserve">ii de fond asupra domeniului </w:t>
@@ -2700,6 +2789,7 @@
       <w:r>
         <w:rPr>
           <w:rStyle w:val="apple-style-span"/>
+          <w:color w:val="EE0000"/>
           <w:lang w:val="ro-RO"/>
         </w:rPr>
         <w:t>î</w:t>
@@ -2707,6 +2797,7 @@
       <w:r>
         <w:rPr>
           <w:rStyle w:val="apple-style-span"/>
+          <w:color w:val="EE0000"/>
           <w:lang w:val="ro-RO"/>
         </w:rPr>
         <w:t xml:space="preserve">n care se </w:t>
@@ -2714,6 +2805,7 @@
       <w:r>
         <w:rPr>
           <w:rStyle w:val="apple-style-span"/>
+          <w:color w:val="EE0000"/>
           <w:lang w:val="ro-RO"/>
         </w:rPr>
         <w:t>î</w:t>
@@ -2721,6 +2813,7 @@
       <w:r>
         <w:rPr>
           <w:rStyle w:val="apple-style-span"/>
+          <w:color w:val="EE0000"/>
           <w:lang w:val="ro-RO"/>
         </w:rPr>
         <w:t>ncadreaz</w:t>
@@ -2728,6 +2821,7 @@
       <w:r>
         <w:rPr>
           <w:rStyle w:val="apple-style-span"/>
+          <w:color w:val="EE0000"/>
           <w:lang w:val="ro-RO"/>
         </w:rPr>
         <w:t>ă</w:t>
@@ -2735,6 +2829,7 @@
       <w:r>
         <w:rPr>
           <w:rStyle w:val="apple-style-span"/>
+          <w:color w:val="EE0000"/>
           <w:lang w:val="ro-RO"/>
         </w:rPr>
         <w:t xml:space="preserve"> aplica</w:t>
@@ -2742,6 +2837,7 @@
       <w:r>
         <w:rPr>
           <w:rStyle w:val="apple-style-span"/>
+          <w:color w:val="EE0000"/>
           <w:lang w:val="ro-RO"/>
         </w:rPr>
         <w:t>ț</w:t>
@@ -2749,6 +2845,7 @@
       <w:r>
         <w:rPr>
           <w:rStyle w:val="apple-style-span"/>
+          <w:color w:val="EE0000"/>
           <w:lang w:val="ro-RO"/>
         </w:rPr>
         <w:t>ia, mai ales dac</w:t>
@@ -2756,6 +2853,7 @@
       <w:r>
         <w:rPr>
           <w:rStyle w:val="apple-style-span"/>
+          <w:color w:val="EE0000"/>
           <w:lang w:val="ro-RO"/>
         </w:rPr>
         <w:t>ă</w:t>
@@ -2763,6 +2861,7 @@
       <w:r>
         <w:rPr>
           <w:rStyle w:val="apple-style-span"/>
+          <w:color w:val="EE0000"/>
           <w:lang w:val="ro-RO"/>
         </w:rPr>
         <w:t xml:space="preserve"> </w:t>
@@ -2770,6 +2869,7 @@
       <w:r>
         <w:rPr>
           <w:rStyle w:val="apple-style-span"/>
+          <w:color w:val="EE0000"/>
           <w:lang w:val="ro-RO"/>
         </w:rPr>
         <w:t>aveți</w:t>
@@ -2777,6 +2877,7 @@
       <w:r>
         <w:rPr>
           <w:rStyle w:val="apple-style-span"/>
+          <w:color w:val="EE0000"/>
           <w:lang w:val="ro-RO"/>
         </w:rPr>
         <w:t xml:space="preserve"> o lucrare </w:t>
@@ -2784,6 +2885,7 @@
       <w:r>
         <w:rPr>
           <w:rStyle w:val="apple-style-span"/>
+          <w:color w:val="EE0000"/>
           <w:lang w:val="ro-RO"/>
         </w:rPr>
         <w:t>î</w:t>
@@ -2791,6 +2893,7 @@
       <w:r>
         <w:rPr>
           <w:rStyle w:val="apple-style-span"/>
+          <w:color w:val="EE0000"/>
           <w:lang w:val="ro-RO"/>
         </w:rPr>
         <w:t xml:space="preserve">ntr-un domeniu multidisciplinar. </w:t>
@@ -2798,6 +2901,7 @@
       <w:r>
         <w:rPr>
           <w:rStyle w:val="apple-style-span"/>
+          <w:color w:val="EE0000"/>
           <w:lang w:val="ro-RO"/>
         </w:rPr>
         <w:t>Î</w:t>
@@ -2805,6 +2909,7 @@
       <w:r>
         <w:rPr>
           <w:rStyle w:val="apple-style-span"/>
+          <w:color w:val="EE0000"/>
           <w:lang w:val="ro-RO"/>
         </w:rPr>
         <w:t>n acest caz, pute</w:t>
@@ -2812,6 +2917,7 @@
       <w:r>
         <w:rPr>
           <w:rStyle w:val="apple-style-span"/>
+          <w:color w:val="EE0000"/>
           <w:lang w:val="ro-RO"/>
         </w:rPr>
         <w:t>ț</w:t>
@@ -2819,6 +2925,7 @@
       <w:r>
         <w:rPr>
           <w:rStyle w:val="apple-style-span"/>
+          <w:color w:val="EE0000"/>
           <w:lang w:val="ro-RO"/>
         </w:rPr>
         <w:t>i introduce terminologia pe care o utiliza</w:t>
@@ -2826,6 +2933,7 @@
       <w:r>
         <w:rPr>
           <w:rStyle w:val="apple-style-span"/>
+          <w:color w:val="EE0000"/>
           <w:lang w:val="ro-RO"/>
         </w:rPr>
         <w:t>ț</w:t>
@@ -2833,6 +2941,7 @@
       <w:r>
         <w:rPr>
           <w:rStyle w:val="apple-style-span"/>
+          <w:color w:val="EE0000"/>
           <w:lang w:val="ro-RO"/>
         </w:rPr>
         <w:t xml:space="preserve">i </w:t>
@@ -2840,6 +2949,7 @@
       <w:r>
         <w:rPr>
           <w:rStyle w:val="apple-style-span"/>
+          <w:color w:val="EE0000"/>
           <w:lang w:val="ro-RO"/>
         </w:rPr>
         <w:t>î</w:t>
@@ -2847,6 +2957,7 @@
       <w:r>
         <w:rPr>
           <w:rStyle w:val="apple-style-span"/>
+          <w:color w:val="EE0000"/>
           <w:lang w:val="ro-RO"/>
         </w:rPr>
         <w:t>n continuare.</w:t>
@@ -2856,12 +2967,14 @@
       <w:pPr>
         <w:rPr>
           <w:rStyle w:val="apple-style-span"/>
-          <w:lang w:val="ro-RO"/>
-        </w:rPr>
-      </w:pPr>
-      <w:r>
-        <w:rPr>
-          <w:rStyle w:val="apple-style-span"/>
+          <w:color w:val="EE0000"/>
+          <w:lang w:val="ro-RO"/>
+        </w:rPr>
+      </w:pPr>
+      <w:r>
+        <w:rPr>
+          <w:rStyle w:val="apple-style-span"/>
+          <w:color w:val="EE0000"/>
           <w:lang w:val="ro-RO"/>
         </w:rPr>
         <w:t>Descrieți</w:t>
@@ -2869,6 +2982,7 @@
       <w:r>
         <w:rPr>
           <w:rStyle w:val="apple-style-span"/>
+          <w:color w:val="EE0000"/>
           <w:lang w:val="ro-RO"/>
         </w:rPr>
         <w:t xml:space="preserve"> pe scurt lucrarea: ce con</w:t>
@@ -2876,6 +2990,7 @@
       <w:r>
         <w:rPr>
           <w:rStyle w:val="apple-style-span"/>
+          <w:color w:val="EE0000"/>
           <w:lang w:val="ro-RO"/>
         </w:rPr>
         <w:t>ț</w:t>
@@ -2883,6 +2998,7 @@
       <w:r>
         <w:rPr>
           <w:rStyle w:val="apple-style-span"/>
+          <w:color w:val="EE0000"/>
           <w:lang w:val="ro-RO"/>
         </w:rPr>
         <w:t>ine fiecare capitol.</w:t>
@@ -2917,12 +3033,14 @@
       <w:pPr>
         <w:rPr>
           <w:rStyle w:val="apple-style-span"/>
-          <w:lang w:val="ro-RO"/>
-        </w:rPr>
-      </w:pPr>
-      <w:r>
-        <w:rPr>
-          <w:rStyle w:val="apple-style-span"/>
+          <w:color w:val="EE0000"/>
+          <w:lang w:val="ro-RO"/>
+        </w:rPr>
+      </w:pPr>
+      <w:r>
+        <w:rPr>
+          <w:rStyle w:val="apple-style-span"/>
+          <w:color w:val="EE0000"/>
           <w:lang w:val="ro-RO"/>
         </w:rPr>
         <w:t>Enumerați</w:t>
@@ -2930,6 +3048,7 @@
       <w:r>
         <w:rPr>
           <w:rStyle w:val="apple-style-span"/>
+          <w:color w:val="EE0000"/>
           <w:lang w:val="ro-RO"/>
         </w:rPr>
         <w:t xml:space="preserve"> și </w:t>
@@ -2937,6 +3056,7 @@
       <w:r>
         <w:rPr>
           <w:rStyle w:val="apple-style-span"/>
+          <w:color w:val="EE0000"/>
           <w:lang w:val="ro-RO"/>
         </w:rPr>
         <w:t>explicați</w:t>
@@ -2944,6 +3064,7 @@
       <w:r>
         <w:rPr>
           <w:rStyle w:val="apple-style-span"/>
+          <w:color w:val="EE0000"/>
           <w:lang w:val="ro-RO"/>
         </w:rPr>
         <w:t xml:space="preserve"> obiectivele lucrării: ce v-ați propus să realizați în contextul prezentat anterior.</w:t>
@@ -2953,12 +3074,14 @@
       <w:pPr>
         <w:rPr>
           <w:rStyle w:val="apple-style-span"/>
-          <w:lang w:val="ro-RO"/>
-        </w:rPr>
-      </w:pPr>
-      <w:r>
-        <w:rPr>
-          <w:rStyle w:val="apple-style-span"/>
+          <w:color w:val="EE0000"/>
+          <w:lang w:val="ro-RO"/>
+        </w:rPr>
+      </w:pPr>
+      <w:r>
+        <w:rPr>
+          <w:rStyle w:val="apple-style-span"/>
+          <w:color w:val="EE0000"/>
           <w:lang w:val="ro-RO"/>
         </w:rPr>
         <w:t xml:space="preserve">Obiectivele pot fi prezentate sub formă de listă care să evidențieze precis orientarea lucrării, să identifice conceptele fundamentale pe care le </w:t>
@@ -2966,6 +3089,7 @@
       <w:r>
         <w:rPr>
           <w:rStyle w:val="apple-style-span"/>
+          <w:color w:val="EE0000"/>
           <w:lang w:val="ro-RO"/>
         </w:rPr>
         <w:t>studiați</w:t>
@@ -2973,6 +3097,7 @@
       <w:r>
         <w:rPr>
           <w:rStyle w:val="apple-style-span"/>
+          <w:color w:val="EE0000"/>
           <w:lang w:val="ro-RO"/>
         </w:rPr>
         <w:t xml:space="preserve">, să stabilească scopul aplicației pe care o realizați, sau </w:t>
@@ -2980,6 +3105,7 @@
       <w:r>
         <w:rPr>
           <w:rStyle w:val="apple-style-span"/>
+          <w:color w:val="EE0000"/>
           <w:lang w:val="ro-RO"/>
         </w:rPr>
         <w:t>enunțați</w:t>
@@ -2987,6 +3113,7 @@
       <w:r>
         <w:rPr>
           <w:rStyle w:val="apple-style-span"/>
+          <w:color w:val="EE0000"/>
           <w:lang w:val="ro-RO"/>
         </w:rPr>
         <w:t xml:space="preserve"> </w:t>
@@ -2994,6 +3121,7 @@
       <w:r>
         <w:rPr>
           <w:rStyle w:val="apple-style-span"/>
+          <w:color w:val="EE0000"/>
           <w:lang w:val="ro-RO"/>
         </w:rPr>
         <w:t>întrebările</w:t>
@@ -3001,6 +3129,7 @@
       <w:r>
         <w:rPr>
           <w:rStyle w:val="apple-style-span"/>
+          <w:color w:val="EE0000"/>
           <w:lang w:val="ro-RO"/>
         </w:rPr>
         <w:t xml:space="preserve"> la care </w:t>
@@ -3008,6 +3137,7 @@
       <w:r>
         <w:rPr>
           <w:rStyle w:val="apple-style-span"/>
+          <w:color w:val="EE0000"/>
           <w:lang w:val="ro-RO"/>
         </w:rPr>
         <w:t>intenționați</w:t>
@@ -3015,6 +3145,7 @@
       <w:r>
         <w:rPr>
           <w:rStyle w:val="apple-style-span"/>
+          <w:color w:val="EE0000"/>
           <w:lang w:val="ro-RO"/>
         </w:rPr>
         <w:t xml:space="preserve"> să răspundeți în lucrare.</w:t>
@@ -3042,12 +3173,14 @@
       <w:pPr>
         <w:rPr>
           <w:rStyle w:val="apple-style-span"/>
-          <w:lang w:val="ro-RO"/>
-        </w:rPr>
-      </w:pPr>
-      <w:r>
-        <w:rPr>
-          <w:rStyle w:val="apple-style-span"/>
+          <w:color w:val="EE0000"/>
+          <w:lang w:val="ro-RO"/>
+        </w:rPr>
+      </w:pPr>
+      <w:r>
+        <w:rPr>
+          <w:rStyle w:val="apple-style-span"/>
+          <w:color w:val="EE0000"/>
           <w:lang w:val="ro-RO"/>
         </w:rPr>
         <w:t>Î</w:t>
@@ -3055,6 +3188,7 @@
       <w:r>
         <w:rPr>
           <w:rStyle w:val="apple-style-span"/>
+          <w:color w:val="EE0000"/>
           <w:lang w:val="ro-RO"/>
         </w:rPr>
         <w:t xml:space="preserve">n specificațiile lucrării detaliați cerințele. Descrieți ce </w:t>
@@ -3062,6 +3196,7 @@
       <w:r>
         <w:rPr>
           <w:rStyle w:val="apple-style-span"/>
+          <w:color w:val="EE0000"/>
           <w:lang w:val="ro-RO"/>
         </w:rPr>
         <w:t>intenționați</w:t>
@@ -3069,6 +3204,7 @@
       <w:r>
         <w:rPr>
           <w:rStyle w:val="apple-style-span"/>
+          <w:color w:val="EE0000"/>
           <w:lang w:val="ro-RO"/>
         </w:rPr>
         <w:t xml:space="preserve"> să </w:t>
@@ -3076,6 +3212,7 @@
       <w:r>
         <w:rPr>
           <w:rStyle w:val="apple-style-span"/>
+          <w:color w:val="EE0000"/>
           <w:lang w:val="ro-RO"/>
         </w:rPr>
         <w:t>obțineți</w:t>
@@ -3083,6 +3220,7 @@
       <w:r>
         <w:rPr>
           <w:rStyle w:val="apple-style-span"/>
+          <w:color w:val="EE0000"/>
           <w:lang w:val="ro-RO"/>
         </w:rPr>
         <w:t>. Vă puteți referi la funcțiile aplicației, interfață, nivele de performanță, structuri de date, elemente, securitate, fiabilitate, calitate, limită</w:t>
@@ -3090,6 +3228,7 @@
       <w:r>
         <w:rPr>
           <w:rStyle w:val="apple-style-span"/>
+          <w:color w:val="EE0000"/>
           <w:lang w:val="ro-RO"/>
         </w:rPr>
         <w:t>ri, etc.</w:t>
@@ -10197,6 +10336,15 @@
 </file>
 
 <file path=customXml/item1.xml><?xml version="1.0" encoding="utf-8"?>
+<?mso-contentType ?>
+<FormTemplates xmlns="http://schemas.microsoft.com/sharepoint/v3/contenttype/forms">
+  <Display>DocumentLibraryForm</Display>
+  <Edit>DocumentLibraryForm</Edit>
+  <New>DocumentLibraryForm</New>
+</FormTemplates>
+</file>
+
+<file path=customXml/item2.xml><?xml version="1.0" encoding="utf-8"?>
 <p:properties xmlns:p="http://schemas.microsoft.com/office/2006/metadata/properties" xmlns:xsi="http://www.w3.org/2001/XMLSchema-instance" xmlns:pc="http://schemas.microsoft.com/office/infopath/2007/PartnerControls">
   <documentManagement>
     <TaxCatchAll xmlns="c12e6c34-cb66-42b7-801d-abbea5cf0103" xsi:nil="true"/>
@@ -10207,103 +10355,7 @@
 </p:properties>
 </file>
 
-<file path=customXml/item2.xml><?xml version="1.0" encoding="utf-8"?>
-<?mso-contentType ?>
-<FormTemplates xmlns="http://schemas.microsoft.com/sharepoint/v3/contenttype/forms">
-  <Display>DocumentLibraryForm</Display>
-  <Edit>DocumentLibraryForm</Edit>
-  <New>DocumentLibraryForm</New>
-</FormTemplates>
-</file>
-
 <file path=customXml/item3.xml><?xml version="1.0" encoding="utf-8"?>
-<b:Sources xmlns:b="http://schemas.openxmlformats.org/officeDocument/2006/bibliography" xmlns="http://schemas.openxmlformats.org/officeDocument/2006/bibliography" SelectedStyle="\IEEE2006OfficeOnline.xsl" StyleName="IEEE" Version="2006">
-  <b:Source>
-    <b:Tag>Han89</b:Tag>
-    <b:SourceType>BookSection</b:SourceType>
-    <b:Guid>{6632316E-1591-42FE-A03C-20AE01C9B72A}</b:Guid>
-    <b:Author>
-      <b:Author>
-        <b:NameList>
-          <b:Person>
-            <b:Last>Nume</b:Last>
-            <b:First>Prenume</b:First>
-          </b:Person>
-        </b:NameList>
-      </b:Author>
-    </b:Author>
-    <b:Title>Titlul capitolului</b:Title>
-    <b:Year>2016</b:Year>
-    <b:City>Oras</b:City>
-    <b:Publisher>Editura</b:Publisher>
-    <b:BookTitle>Titlul cartii</b:BookTitle>
-    <b:Pages>1-24</b:Pages>
-    <b:RefOrder>1</b:RefOrder>
-  </b:Source>
-  <b:Source>
-    <b:Tag>Aut16</b:Tag>
-    <b:SourceType>JournalArticle</b:SourceType>
-    <b:Guid>{3D2C6541-2CF7-4B58-ACD3-6CB3E32E586B}</b:Guid>
-    <b:Title>Titlul articolului</b:Title>
-    <b:Year>2016</b:Year>
-    <b:Author>
-      <b:Author>
-        <b:NameList>
-          <b:Person>
-            <b:Last>Nume</b:Last>
-            <b:First>Prenume</b:First>
-          </b:Person>
-        </b:NameList>
-      </b:Author>
-    </b:Author>
-    <b:JournalName>Titlul revistei</b:JournalName>
-    <b:Pages>22-30</b:Pages>
-    <b:Volume>1</b:Volume>
-    <b:Issue>2</b:Issue>
-    <b:RefOrder>2</b:RefOrder>
-  </b:Source>
-  <b:Source>
-    <b:Tag>Num15</b:Tag>
-    <b:SourceType>ConferenceProceedings</b:SourceType>
-    <b:Guid>{98AD4B7B-1393-4055-80C1-705B654A2933}</b:Guid>
-    <b:Title>Titlul articolului</b:Title>
-    <b:Year>2015</b:Year>
-    <b:City>Oras</b:City>
-    <b:Author>
-      <b:Author>
-        <b:NameList>
-          <b:Person>
-            <b:Last>Nume</b:Last>
-            <b:First>Prenume</b:First>
-          </b:Person>
-        </b:NameList>
-      </b:Author>
-    </b:Author>
-    <b:ConferenceName>Numele conferintei</b:ConferenceName>
-    <b:RefOrder>3</b:RefOrder>
-  </b:Source>
-  <b:Source>
-    <b:Tag>Ins</b:Tag>
-    <b:SourceType>DocumentFromInternetSite</b:SourceType>
-    <b:Guid>{1F11F5FD-7E01-4C07-820A-0F4C17A4F155}</b:Guid>
-    <b:Title>IEEE Citation Reference</b:Title>
-    <b:URL>https://www.ieee.org/documents/ieeecitationref.pdf</b:URL>
-    <b:Year>2009</b:Year>
-    <b:RefOrder>4</b:RefOrder>
-  </b:Source>
-  <b:Source>
-    <b:Tag>IEE16</b:Tag>
-    <b:SourceType>DocumentFromInternetSite</b:SourceType>
-    <b:Guid>{97BD57D2-11B8-447F-901E-4E8088220F75}</b:Guid>
-    <b:Title>IEEE Editorial Style Manual</b:Title>
-    <b:Year>2016</b:Year>
-    <b:URL>https://www.ieee.org/documents/style_manual.pdf</b:URL>
-    <b:RefOrder>5</b:RefOrder>
-  </b:Source>
-</b:Sources>
-</file>
-
-<file path=customXml/item4.xml><?xml version="1.0" encoding="utf-8"?>
 <ct:contentTypeSchema xmlns:ct="http://schemas.microsoft.com/office/2006/metadata/contentType" xmlns:ma="http://schemas.microsoft.com/office/2006/metadata/properties/metaAttributes" ct:_="" ma:_="" ma:contentTypeName="Document" ma:contentTypeID="0x010100B4D88F7F4BD0594BB1DC6FE1D51F5FFD" ma:contentTypeVersion="11" ma:contentTypeDescription="Create a new document." ma:contentTypeScope="" ma:versionID="1fd87a9c148cce0639dd84b27b223b1a">
   <xsd:schema xmlns:xsd="http://www.w3.org/2001/XMLSchema" xmlns:xs="http://www.w3.org/2001/XMLSchema" xmlns:p="http://schemas.microsoft.com/office/2006/metadata/properties" xmlns:ns2="4059a6cf-5217-4551-a5f2-e2bd21d12e5c" xmlns:ns3="c12e6c34-cb66-42b7-801d-abbea5cf0103" targetNamespace="http://schemas.microsoft.com/office/2006/metadata/properties" ma:root="true" ma:fieldsID="b435dbb1b0c3f0bb81616849b2622b64" ns2:_="" ns3:_="">
     <xsd:import namespace="4059a6cf-5217-4551-a5f2-e2bd21d12e5c"/>
@@ -10498,7 +10550,102 @@
 </ct:contentTypeSchema>
 </file>
 
+<file path=customXml/item4.xml><?xml version="1.0" encoding="utf-8"?>
+<b:Sources xmlns:b="http://schemas.openxmlformats.org/officeDocument/2006/bibliography" xmlns="http://schemas.openxmlformats.org/officeDocument/2006/bibliography" SelectedStyle="\IEEE2006OfficeOnline.xsl" StyleName="IEEE" Version="2006">
+  <b:Source>
+    <b:Tag>Han89</b:Tag>
+    <b:SourceType>BookSection</b:SourceType>
+    <b:Guid>{6632316E-1591-42FE-A03C-20AE01C9B72A}</b:Guid>
+    <b:Author>
+      <b:Author>
+        <b:NameList>
+          <b:Person>
+            <b:Last>Nume</b:Last>
+            <b:First>Prenume</b:First>
+          </b:Person>
+        </b:NameList>
+      </b:Author>
+    </b:Author>
+    <b:Title>Titlul capitolului</b:Title>
+    <b:Year>2016</b:Year>
+    <b:City>Oras</b:City>
+    <b:Publisher>Editura</b:Publisher>
+    <b:BookTitle>Titlul cartii</b:BookTitle>
+    <b:Pages>1-24</b:Pages>
+    <b:RefOrder>1</b:RefOrder>
+  </b:Source>
+  <b:Source>
+    <b:Tag>Aut16</b:Tag>
+    <b:SourceType>JournalArticle</b:SourceType>
+    <b:Guid>{3D2C6541-2CF7-4B58-ACD3-6CB3E32E586B}</b:Guid>
+    <b:Title>Titlul articolului</b:Title>
+    <b:Year>2016</b:Year>
+    <b:Author>
+      <b:Author>
+        <b:NameList>
+          <b:Person>
+            <b:Last>Nume</b:Last>
+            <b:First>Prenume</b:First>
+          </b:Person>
+        </b:NameList>
+      </b:Author>
+    </b:Author>
+    <b:JournalName>Titlul revistei</b:JournalName>
+    <b:Pages>22-30</b:Pages>
+    <b:Volume>1</b:Volume>
+    <b:Issue>2</b:Issue>
+    <b:RefOrder>2</b:RefOrder>
+  </b:Source>
+  <b:Source>
+    <b:Tag>Num15</b:Tag>
+    <b:SourceType>ConferenceProceedings</b:SourceType>
+    <b:Guid>{98AD4B7B-1393-4055-80C1-705B654A2933}</b:Guid>
+    <b:Title>Titlul articolului</b:Title>
+    <b:Year>2015</b:Year>
+    <b:City>Oras</b:City>
+    <b:Author>
+      <b:Author>
+        <b:NameList>
+          <b:Person>
+            <b:Last>Nume</b:Last>
+            <b:First>Prenume</b:First>
+          </b:Person>
+        </b:NameList>
+      </b:Author>
+    </b:Author>
+    <b:ConferenceName>Numele conferintei</b:ConferenceName>
+    <b:RefOrder>3</b:RefOrder>
+  </b:Source>
+  <b:Source>
+    <b:Tag>Ins</b:Tag>
+    <b:SourceType>DocumentFromInternetSite</b:SourceType>
+    <b:Guid>{1F11F5FD-7E01-4C07-820A-0F4C17A4F155}</b:Guid>
+    <b:Title>IEEE Citation Reference</b:Title>
+    <b:URL>https://www.ieee.org/documents/ieeecitationref.pdf</b:URL>
+    <b:Year>2009</b:Year>
+    <b:RefOrder>4</b:RefOrder>
+  </b:Source>
+  <b:Source>
+    <b:Tag>IEE16</b:Tag>
+    <b:SourceType>DocumentFromInternetSite</b:SourceType>
+    <b:Guid>{97BD57D2-11B8-447F-901E-4E8088220F75}</b:Guid>
+    <b:Title>IEEE Editorial Style Manual</b:Title>
+    <b:Year>2016</b:Year>
+    <b:URL>https://www.ieee.org/documents/style_manual.pdf</b:URL>
+    <b:RefOrder>5</b:RefOrder>
+  </b:Source>
+</b:Sources>
+</file>
+
 <file path=customXml/itemProps1.xml><?xml version="1.0" encoding="utf-8"?>
+<ds:datastoreItem xmlns:ds="http://schemas.openxmlformats.org/officeDocument/2006/customXml" ds:itemID="{AD47777D-FB85-48FF-9E4A-3FB354884AF5}">
+  <ds:schemaRefs>
+    <ds:schemaRef ds:uri="http://schemas.microsoft.com/sharepoint/v3/contenttype/forms"/>
+  </ds:schemaRefs>
+</ds:datastoreItem>
+</file>
+
+<file path=customXml/itemProps2.xml><?xml version="1.0" encoding="utf-8"?>
 <ds:datastoreItem xmlns:ds="http://schemas.openxmlformats.org/officeDocument/2006/customXml" ds:itemID="{7DBC3F06-AC6E-4EAA-B018-30FE3A4454F1}">
   <ds:schemaRefs>
     <ds:schemaRef ds:uri="http://schemas.microsoft.com/office/2006/metadata/properties"/>
@@ -10509,23 +10656,7 @@
 </ds:datastoreItem>
 </file>
 
-<file path=customXml/itemProps2.xml><?xml version="1.0" encoding="utf-8"?>
-<ds:datastoreItem xmlns:ds="http://schemas.openxmlformats.org/officeDocument/2006/customXml" ds:itemID="{AD47777D-FB85-48FF-9E4A-3FB354884AF5}">
-  <ds:schemaRefs>
-    <ds:schemaRef ds:uri="http://schemas.microsoft.com/sharepoint/v3/contenttype/forms"/>
-  </ds:schemaRefs>
-</ds:datastoreItem>
-</file>
-
 <file path=customXml/itemProps3.xml><?xml version="1.0" encoding="utf-8"?>
-<ds:datastoreItem xmlns:ds="http://schemas.openxmlformats.org/officeDocument/2006/customXml" ds:itemID="{03AC101E-0BBA-4FFC-8012-7139A2716DAD}">
-  <ds:schemaRefs>
-    <ds:schemaRef ds:uri="http://schemas.openxmlformats.org/officeDocument/2006/bibliography"/>
-  </ds:schemaRefs>
-</ds:datastoreItem>
-</file>
-
-<file path=customXml/itemProps4.xml><?xml version="1.0" encoding="utf-8"?>
 <ds:datastoreItem xmlns:ds="http://schemas.openxmlformats.org/officeDocument/2006/customXml" ds:itemID="{650E506C-B159-4316-A01C-08D5C90B63EB}">
   <ds:schemaRefs>
     <ds:schemaRef ds:uri="http://schemas.microsoft.com/office/2006/metadata/contentType"/>
@@ -10542,4 +10673,12 @@
     <ds:schemaRef ds:uri="http://schemas.microsoft.com/internal/obd"/>
   </ds:schemaRefs>
 </ds:datastoreItem>
+</file>
+
+<file path=customXml/itemProps4.xml><?xml version="1.0" encoding="utf-8"?>
+<ds:datastoreItem xmlns:ds="http://schemas.openxmlformats.org/officeDocument/2006/customXml" ds:itemID="{03AC101E-0BBA-4FFC-8012-7139A2716DAD}">
+  <ds:schemaRefs>
+    <ds:schemaRef ds:uri="http://schemas.openxmlformats.org/officeDocument/2006/bibliography"/>
+  </ds:schemaRefs>
+</ds:datastoreItem>
 </file>